--- a/output/docx/es/BUFRCREX_TableB_es_00.docx
+++ b/output/docx/es/BUFRCREX_TableB_es_00.docx
@@ -1017,7 +1017,7 @@
                 <w:b w:val="0"/>
                 <w:sz w:val="16"/>
               </w:rPr>
-              <w:t>Note 98: Las tablas maestras están descritas en la nota 2 de la Sección 1 de las reglas BUFR (parte de la regla titulada “Especificación del contenido de octetos”).</w:t>
+              <w:t>Note B98: Las tablas maestras están descritas en la nota 2 de la Sección 1 de las reglas BUFR (parte de la regla titulada “Especificación del contenido de octetos”).</w:t>
             </w:r>
           </w:p>
         </w:tc>
@@ -1402,7 +1402,7 @@
                 <w:b w:val="0"/>
                 <w:sz w:val="16"/>
               </w:rPr>
-              <w:t>Note 33: Para elementos que definen o son definidos es preferible utilizar los diferentes descriptores de la Clase 00, del mismo modo que los diferentes descriptores corresponden a la presión considerada como coordenada o a la presión medida en determinado punto; de otra manera se necesitarían reglas especiales para interpretar un mensaje. Las entradas 0 00 010 a 0 00 012 definen a F, X e Y para las Tablas B y D; la entrada 0 00 030 es un descriptor que se utiliza para datos y proporciona los valores de F, X e Y que definen secuencias para las entradas de la Tabla D.</w:t>
+              <w:t>Note B33: Los números de versión de la tabla maestra de BUFR se indican en la Tabla de cifrado común C–0 y en la nota 2 de la Sección 1 de las reglas BUFR.</w:t>
             </w:r>
           </w:p>
         </w:tc>
@@ -1595,7 +1595,7 @@
                 <w:b w:val="0"/>
                 <w:sz w:val="16"/>
               </w:rPr>
-              <w:t>Note 40: Los niveles no superficiales sobre la coordenada vertical nativa del modelo son transpuestos a una coordenada de presión. Con ello, los niveles son más fácilmente interpretables por las personas y más fáciles de utilizar por aplicaciones de visualización genéricas. Los niveles pueden corresponder exactamente a niveles nativos del modelo o haber sido interpolados entre niveles del modelo a unos niveles de presión seleccionados por el centro generador.</w:t>
+              <w:t>Note B40: Los números de versión de la tabla maestra de CREX se indican en la Tabla de cifrado común C–0.</w:t>
             </w:r>
           </w:p>
         </w:tc>
@@ -1788,7 +1788,7 @@
                 <w:b w:val="0"/>
                 <w:sz w:val="16"/>
               </w:rPr>
-              <w:t>Note 76: En 3 07 045, 3 07 048 y 3 07 053, la velocidad del viento se indicará en las mismas unidades que en los datos alfanuméricos originales, y: 0 11 083 se fijará en faltante si la velocidad del viento figura en nudos o en m s–1 en los datos alfanuméricos, 0 11 084 se fijará en faltante si la velocidad del viento figura en km h–1 o en m s–1 en los datos alfanuméricos.</w:t>
+              <w:t>Note B76: Para el número de versión de la tabla local, véase la nota 2 de la Sección 1 de la reglas de BUFR. I.2 – BUFR/CREX Tabla B/00 – 2</w:t>
             </w:r>
           </w:p>
         </w:tc>
@@ -4874,7 +4874,7 @@
           <w:i/>
           <w:sz w:val="14"/>
         </w:rPr>
-        <w:t>Note 75: Para los descriptores CREX F = B, no 0.</w:t>
+        <w:t>Note B75: Para los descriptores CREX F = B, no 0.</w:t>
       </w:r>
     </w:p>
     <w:sectPr>
